--- a/word-docs/Section_2_Debugging_Strategy.docx
+++ b/word-docs/Section_2_Debugging_Strategy.docx
@@ -4,203 +4,240 @@
   <w:body>
     <w:p>
       <w:pPr>
+        <w:spacing w:after="80"/>
         <w:jc w:val="center"/>
       </w:pPr>
       <w:r>
         <w:rPr>
           <w:b/>
           <w:color w:val="1A3A5C"/>
-          <w:sz w:val="44"/>
+          <w:sz w:val="40"/>
         </w:rPr>
         <w:t>Section 2 — Debugging Strategy &amp; Framework</w:t>
       </w:r>
     </w:p>
     <w:p>
       <w:pPr>
-        <w:spacing w:before="240" w:after="120"/>
+        <w:spacing w:after="200"/>
+        <w:jc w:val="center"/>
+      </w:pPr>
+      <w:r>
+        <w:rPr>
+          <w:color w:val="64748B"/>
+          <w:sz w:val="20"/>
+        </w:rPr>
+        <w:t>Assignment 04  |  Omais Siddiqui  |  April 2026</w:t>
+      </w:r>
+    </w:p>
+    <w:p>
+      <w:pPr>
+        <w:spacing w:before="200" w:after="80"/>
       </w:pPr>
       <w:r>
         <w:rPr>
           <w:b/>
           <w:color w:val="1A3A5C"/>
-          <w:sz w:val="28"/>
+          <w:sz w:val="26"/>
+        </w:rPr>
+        <w:t>Website Screenshot — Debugging Strategy Section</w:t>
+      </w:r>
+    </w:p>
+    <w:p>
+      <w:pPr>
+        <w:jc w:val="center"/>
+      </w:pPr>
+      <w:r>
+        <w:drawing>
+          <wp:inline xmlns:a="http://schemas.openxmlformats.org/drawingml/2006/main" xmlns:pic="http://schemas.openxmlformats.org/drawingml/2006/picture">
+            <wp:extent cx="5943600" cy="3232186"/>
+            <wp:docPr id="1" name="Picture 1"/>
+            <wp:cNvGraphicFramePr>
+              <a:graphicFrameLocks noChangeAspect="1"/>
+            </wp:cNvGraphicFramePr>
+            <a:graphic>
+              <a:graphicData uri="http://schemas.openxmlformats.org/drawingml/2006/picture">
+                <pic:pic>
+                  <pic:nvPicPr>
+                    <pic:cNvPr id="0" name="03_Section2_Debugging.png"/>
+                    <pic:cNvPicPr/>
+                  </pic:nvPicPr>
+                  <pic:blipFill>
+                    <a:blip r:embed="rId9"/>
+                    <a:stretch>
+                      <a:fillRect/>
+                    </a:stretch>
+                  </pic:blipFill>
+                  <pic:spPr>
+                    <a:xfrm>
+                      <a:off x="0" y="0"/>
+                      <a:ext cx="5943600" cy="3232186"/>
+                    </a:xfrm>
+                    <a:prstGeom prst="rect"/>
+                  </pic:spPr>
+                </pic:pic>
+              </a:graphicData>
+            </a:graphic>
+          </wp:inline>
+        </w:drawing>
+      </w:r>
+    </w:p>
+    <w:p>
+      <w:pPr>
+        <w:spacing w:after="200"/>
+        <w:jc w:val="center"/>
+      </w:pPr>
+      <w:r>
+        <w:rPr>
+          <w:i/>
+          <w:color w:val="64748B"/>
+          <w:sz w:val="18"/>
+        </w:rPr>
+        <w:t>Figure 3: Section 2 — Debugging Strategy, Retry Logic &amp; Decision Flow</w:t>
+      </w:r>
+    </w:p>
+    <w:p>
+      <w:r>
+        <w:br w:type="page"/>
+      </w:r>
+    </w:p>
+    <w:p>
+      <w:pPr>
+        <w:spacing w:before="200" w:after="80"/>
+      </w:pPr>
+      <w:r>
+        <w:rPr>
+          <w:b/>
+          <w:color w:val="1A3A5C"/>
+          <w:sz w:val="26"/>
         </w:rPr>
         <w:t>1. Logging Strategy</w:t>
       </w:r>
     </w:p>
     <w:p>
       <w:pPr>
-        <w:ind w:left="360"/>
+        <w:pStyle w:val="ListBullet"/>
+        <w:spacing w:after="40"/>
       </w:pPr>
       <w:r>
         <w:rPr>
-          <w:b/>
-          <w:sz w:val="21"/>
+          <w:sz w:val="20"/>
         </w:rPr>
-        <w:t xml:space="preserve">• Structured Log Levels: </w:t>
-      </w:r>
-      <w:r>
-        <w:rPr>
-          <w:sz w:val="21"/>
-        </w:rPr>
-        <w:t>Use INFO for normal flow milestones, WARN for recoverable anomalies, ERROR for exceptions with full stack traces, FATAL for process-terminating failures.</w:t>
+        <w:t>Structured levels: INFO (normal flow), WARN (recoverable anomalies), ERROR (exceptions + stack traces), FATAL (process-terminating).</w:t>
       </w:r>
     </w:p>
     <w:p>
       <w:pPr>
-        <w:ind w:left="360"/>
+        <w:pStyle w:val="ListBullet"/>
+        <w:spacing w:after="40"/>
       </w:pPr>
       <w:r>
         <w:rPr>
-          <w:b/>
-          <w:sz w:val="21"/>
+          <w:sz w:val="20"/>
         </w:rPr>
-        <w:t xml:space="preserve">• Contextual Data: </w:t>
-      </w:r>
-      <w:r>
-        <w:rPr>
-          <w:sz w:val="21"/>
-        </w:rPr>
-        <w:t>Every log entry must include: OrderID, BotInstanceID, Timestamp (UTC), WorkflowStage, CorrelationID for cross-service tracing.</w:t>
+        <w:t>Every log entry includes: OrderID, BotInstanceID, UTC Timestamp, WorkflowStage, CorrelationID.</w:t>
       </w:r>
     </w:p>
     <w:p>
       <w:pPr>
-        <w:ind w:left="360"/>
+        <w:pStyle w:val="ListBullet"/>
+        <w:spacing w:after="40"/>
       </w:pPr>
       <w:r>
         <w:rPr>
-          <w:b/>
-          <w:sz w:val="21"/>
+          <w:sz w:val="20"/>
         </w:rPr>
-        <w:t xml:space="preserve">• Log Shipping Pipeline: </w:t>
-      </w:r>
-      <w:r>
-        <w:rPr>
-          <w:sz w:val="21"/>
-        </w:rPr>
-        <w:t>UiPath Orchestrator → Elasticsearch → Kibana. Log retention: 90 days for audit compliance.</w:t>
+        <w:t>Log shipping pipeline: UiPath Orchestrator → Elasticsearch → Kibana. Retention: 90 days.</w:t>
       </w:r>
     </w:p>
     <w:p>
       <w:pPr>
-        <w:ind w:left="360"/>
+        <w:pStyle w:val="ListBullet"/>
+        <w:spacing w:after="40"/>
       </w:pPr>
       <w:r>
         <w:rPr>
-          <w:b/>
-          <w:sz w:val="21"/>
+          <w:sz w:val="20"/>
         </w:rPr>
-        <w:t xml:space="preserve">• Screenshot on Exception: </w:t>
-      </w:r>
-      <w:r>
-        <w:rPr>
-          <w:sz w:val="21"/>
-        </w:rPr>
-        <w:t>Take Screenshot activity triggered in every Catch block, saved to shared drive with OrderID-Timestamp naming.</w:t>
+        <w:t>Screenshot on every exception — saved with OrderID-Timestamp naming convention.</w:t>
       </w:r>
     </w:p>
     <w:p>
       <w:pPr>
-        <w:spacing w:before="240" w:after="120"/>
+        <w:spacing w:before="200" w:after="80"/>
       </w:pPr>
       <w:r>
         <w:rPr>
           <w:b/>
           <w:color w:val="1A3A5C"/>
-          <w:sz w:val="28"/>
+          <w:sz w:val="26"/>
         </w:rPr>
         <w:t>2. Monitoring &amp; Alerting</w:t>
       </w:r>
     </w:p>
     <w:p>
       <w:pPr>
-        <w:ind w:left="360"/>
+        <w:pStyle w:val="ListBullet"/>
+        <w:spacing w:after="40"/>
       </w:pPr>
       <w:r>
         <w:rPr>
-          <w:b/>
-          <w:sz w:val="21"/>
+          <w:sz w:val="20"/>
         </w:rPr>
-        <w:t xml:space="preserve">• Real-Time KPIs: </w:t>
-      </w:r>
-      <w:r>
-        <w:rPr>
-          <w:sz w:val="21"/>
-        </w:rPr>
-        <w:t>Success rate, exception rate, avg processing time, queue depth — refreshed every 60 seconds in Orchestrator.</w:t>
+        <w:t>Real-time KPI tracking: success rate, exception rate, avg processing time, queue depth — 60s refresh.</w:t>
       </w:r>
     </w:p>
     <w:p>
       <w:pPr>
-        <w:ind w:left="360"/>
+        <w:pStyle w:val="ListBullet"/>
+        <w:spacing w:after="40"/>
       </w:pPr>
       <w:r>
         <w:rPr>
-          <w:b/>
-          <w:sz w:val="21"/>
+          <w:sz w:val="20"/>
         </w:rPr>
-        <w:t xml:space="preserve">• PagerDuty Thresholds: </w:t>
-      </w:r>
-      <w:r>
-        <w:rPr>
-          <w:sz w:val="21"/>
-        </w:rPr>
-        <w:t>Alert triggers: success rate &lt;90%, error rate &gt;5%, queue depth &gt;500 items, bot unresponsive &gt;5 min.</w:t>
+        <w:t>PagerDuty alerts: success rate &lt;90%, error rate &gt;5%, queue depth &gt;500 items, bot unresponsive &gt;5 min.</w:t>
       </w:r>
     </w:p>
     <w:p>
       <w:pPr>
-        <w:ind w:left="360"/>
+        <w:pStyle w:val="ListBullet"/>
+        <w:spacing w:after="40"/>
       </w:pPr>
       <w:r>
         <w:rPr>
-          <w:b/>
-          <w:sz w:val="21"/>
+          <w:sz w:val="20"/>
         </w:rPr>
-        <w:t xml:space="preserve">• SLA Violation Detection: </w:t>
-      </w:r>
-      <w:r>
-        <w:rPr>
-          <w:sz w:val="21"/>
-        </w:rPr>
-        <w:t>Orders not processed within 4 hours flagged automatically with email to Operations Manager.</w:t>
+        <w:t>SLA violation detection: orders not processed within 4 hours trigger email to Operations Manager.</w:t>
       </w:r>
     </w:p>
     <w:p>
       <w:pPr>
-        <w:ind w:left="360"/>
+        <w:pStyle w:val="ListBullet"/>
+        <w:spacing w:after="40"/>
       </w:pPr>
       <w:r>
         <w:rPr>
-          <w:b/>
-          <w:sz w:val="21"/>
+          <w:sz w:val="20"/>
         </w:rPr>
-        <w:t xml:space="preserve">• Anomaly Detection: </w:t>
-      </w:r>
-      <w:r>
-        <w:rPr>
-          <w:sz w:val="21"/>
-        </w:rPr>
-        <w:t>Unusual error type spikes trigger automated Jira tickets with log snippets attached.</w:t>
+        <w:t>Anomaly detection: unusual error spikes auto-create Jira tickets with log snippets.</w:t>
       </w:r>
     </w:p>
     <w:p>
       <w:pPr>
-        <w:spacing w:before="240" w:after="120"/>
+        <w:spacing w:before="200" w:after="80"/>
       </w:pPr>
       <w:r>
         <w:rPr>
           <w:b/>
           <w:color w:val="1A3A5C"/>
-          <w:sz w:val="28"/>
+          <w:sz w:val="26"/>
         </w:rPr>
         <w:t>3. Error Reproduction Steps</w:t>
       </w:r>
     </w:p>
     <w:p>
       <w:pPr>
-        <w:ind w:left="360"/>
+        <w:ind w:left="288"/>
       </w:pPr>
       <w:r>
         <w:rPr>
@@ -214,12 +251,12 @@
         <w:rPr>
           <w:sz w:val="21"/>
         </w:rPr>
-        <w:t>Isolate: Extract the failing transaction from Orchestrator queue with its exact input payload.</w:t>
+        <w:t>Isolate: Extract the failing transaction from Orchestrator queue with exact input payload.</w:t>
       </w:r>
     </w:p>
     <w:p>
       <w:pPr>
-        <w:ind w:left="360"/>
+        <w:ind w:left="288"/>
       </w:pPr>
       <w:r>
         <w:rPr>
@@ -233,12 +270,12 @@
         <w:rPr>
           <w:sz w:val="21"/>
         </w:rPr>
-        <w:t>Snapshot: Clone production environment state (app version, DB snapshot, selector library version).</w:t>
+        <w:t>Snapshot: Clone production environment state (app version, DB snapshot, selector library).</w:t>
       </w:r>
     </w:p>
     <w:p>
       <w:pPr>
-        <w:ind w:left="360"/>
+        <w:ind w:left="288"/>
       </w:pPr>
       <w:r>
         <w:rPr>
@@ -252,12 +289,12 @@
         <w:rPr>
           <w:sz w:val="21"/>
         </w:rPr>
-        <w:t>Replay: Run bot in Debug mode against the isolated transaction in the test environment.</w:t>
+        <w:t>Replay: Run bot in UiPath Debug mode against the isolated transaction.</w:t>
       </w:r>
     </w:p>
     <w:p>
       <w:pPr>
-        <w:ind w:left="360"/>
+        <w:ind w:left="288"/>
       </w:pPr>
       <w:r>
         <w:rPr>
@@ -271,12 +308,12 @@
         <w:rPr>
           <w:sz w:val="21"/>
         </w:rPr>
-        <w:t>Observe: Use UiPath's Step Into / Step Over to walk through each activity; inspect variables in Watch panel.</w:t>
+        <w:t>Observe: Use Step Into / Step Over; inspect variables in Watch panel.</w:t>
       </w:r>
     </w:p>
     <w:p>
       <w:pPr>
-        <w:ind w:left="360"/>
+        <w:ind w:left="288"/>
       </w:pPr>
       <w:r>
         <w:rPr>
@@ -290,12 +327,12 @@
         <w:rPr>
           <w:sz w:val="21"/>
         </w:rPr>
-        <w:t>Confirm: Reproduce consistently at least 3× before applying any fix to avoid false positives.</w:t>
+        <w:t>Confirm: Reproduce consistently at least 3× before applying any fix.</w:t>
       </w:r>
     </w:p>
     <w:p>
       <w:pPr>
-        <w:ind w:left="360"/>
+        <w:ind w:left="288"/>
       </w:pPr>
       <w:r>
         <w:rPr>
@@ -309,37 +346,25 @@
         <w:rPr>
           <w:sz w:val="21"/>
         </w:rPr>
-        <w:t>Validate Fix: Run 50 representative test transactions after fix. Zero new failures = approved for production.</w:t>
+        <w:t>Validate: Run 50 representative test transactions — zero failures required for production promotion.</w:t>
       </w:r>
     </w:p>
     <w:p>
       <w:pPr>
-        <w:spacing w:before="240" w:after="120"/>
+        <w:spacing w:before="200" w:after="80"/>
       </w:pPr>
       <w:r>
         <w:rPr>
           <w:b/>
           <w:color w:val="1A3A5C"/>
-          <w:sz w:val="28"/>
+          <w:sz w:val="26"/>
         </w:rPr>
         <w:t>4. Retry Logic &amp; Exception Handling</w:t>
       </w:r>
     </w:p>
     <w:p>
       <w:pPr>
-        <w:spacing w:after="80"/>
-      </w:pPr>
-      <w:r>
-        <w:rPr>
-          <w:b w:val="0"/>
-          <w:sz w:val="21"/>
-        </w:rPr>
-        <w:t>The RetryScope activity is configured with 3 retries and a 5-second exponential backoff. An idempotency key check occurs before every order submission to prevent duplicate processing. Each catch block handles its specific exception type:</w:t>
-      </w:r>
-    </w:p>
-    <w:p>
-      <w:pPr>
-        <w:ind w:left="360"/>
+        <w:ind w:left="288"/>
       </w:pPr>
       <w:r>
         <w:rPr>
@@ -353,12 +378,12 @@
         <w:rPr>
           <w:sz w:val="21"/>
         </w:rPr>
-        <w:t>Refresh selector library from Orchestrator asset, send alert, rethrow.</w:t>
+        <w:t>Refresh selector library from Orchestrator asset → Send alert → Rethrow.</w:t>
       </w:r>
     </w:p>
     <w:p>
       <w:pPr>
-        <w:ind w:left="360"/>
+        <w:ind w:left="288"/>
       </w:pPr>
       <w:r>
         <w:rPr>
@@ -372,12 +397,12 @@
         <w:rPr>
           <w:sz w:val="21"/>
         </w:rPr>
-        <w:t>Move transaction to Exception Queue, log warning, continue processing next order.</w:t>
+        <w:t>Move to Exception Queue → Log warning → Continue next order.</w:t>
       </w:r>
     </w:p>
     <w:p>
       <w:pPr>
-        <w:ind w:left="360"/>
+        <w:ind w:left="288"/>
       </w:pPr>
       <w:r>
         <w:rPr>
@@ -391,12 +416,12 @@
         <w:rPr>
           <w:sz w:val="21"/>
         </w:rPr>
-        <w:t>Wait 10 seconds and retry. If retries exhausted, escalate to human intervention queue.</w:t>
+        <w:t>Wait 10s → Retry. If retries exhausted → Escalate to human queue.</w:t>
       </w:r>
     </w:p>
     <w:p>
       <w:pPr>
-        <w:ind w:left="360"/>
+        <w:ind w:left="288"/>
       </w:pPr>
       <w:r>
         <w:rPr>
@@ -410,25 +435,25 @@
         <w:rPr>
           <w:sz w:val="21"/>
         </w:rPr>
-        <w:t>Always take screenshot, close all applications, release DB connections.</w:t>
+        <w:t>Always: take screenshot, close applications, release DB connections.</w:t>
       </w:r>
     </w:p>
     <w:p>
       <w:pPr>
-        <w:spacing w:before="240" w:after="120"/>
+        <w:spacing w:before="200" w:after="80"/>
       </w:pPr>
       <w:r>
         <w:rPr>
           <w:b/>
           <w:color w:val="1A3A5C"/>
-          <w:sz w:val="28"/>
+          <w:sz w:val="26"/>
         </w:rPr>
         <w:t>5. Debugging Decision Flow (10 Steps)</w:t>
       </w:r>
     </w:p>
     <w:p>
       <w:pPr>
-        <w:ind w:left="360"/>
+        <w:ind w:left="288"/>
       </w:pPr>
       <w:r>
         <w:rPr>
@@ -442,12 +467,12 @@
         <w:rPr>
           <w:sz w:val="21"/>
         </w:rPr>
-        <w:t>Bot throws an unhandled exception or enters a Catch block.</w:t>
+        <w:t>Bot throws exception or enters Catch block.</w:t>
       </w:r>
     </w:p>
     <w:p>
       <w:pPr>
-        <w:ind w:left="360"/>
+        <w:ind w:left="288"/>
       </w:pPr>
       <w:r>
         <w:rPr>
@@ -466,7 +491,7 @@
     </w:p>
     <w:p>
       <w:pPr>
-        <w:ind w:left="360"/>
+        <w:ind w:left="288"/>
       </w:pPr>
       <w:r>
         <w:rPr>
@@ -480,12 +505,12 @@
         <w:rPr>
           <w:sz w:val="21"/>
         </w:rPr>
-        <w:t>PagerDuty/email notification sent based on severity threshold.</w:t>
+        <w:t>PagerDuty/email notification sent based on severity.</w:t>
       </w:r>
     </w:p>
     <w:p>
       <w:pPr>
-        <w:ind w:left="360"/>
+        <w:ind w:left="288"/>
       </w:pPr>
       <w:r>
         <w:rPr>
@@ -504,7 +529,7 @@
     </w:p>
     <w:p>
       <w:pPr>
-        <w:ind w:left="360"/>
+        <w:ind w:left="288"/>
       </w:pPr>
       <w:r>
         <w:rPr>
@@ -518,12 +543,12 @@
         <w:rPr>
           <w:sz w:val="21"/>
         </w:rPr>
-        <w:t>Isolate transaction, snapshot environment, replay in debug mode.</w:t>
+        <w:t>Isolate transaction, snapshot environment, replay in debug.</w:t>
       </w:r>
     </w:p>
     <w:p>
       <w:pPr>
-        <w:ind w:left="360"/>
+        <w:ind w:left="288"/>
       </w:pPr>
       <w:r>
         <w:rPr>
@@ -537,12 +562,12 @@
         <w:rPr>
           <w:sz w:val="21"/>
         </w:rPr>
-        <w:t>Code fix, config update, or selector library update deployed to Dev.</w:t>
+        <w:t>Code fix, config update, or selector library update in Dev.</w:t>
       </w:r>
     </w:p>
     <w:p>
       <w:pPr>
-        <w:ind w:left="360"/>
+        <w:ind w:left="288"/>
       </w:pPr>
       <w:r>
         <w:rPr>
@@ -556,12 +581,12 @@
         <w:rPr>
           <w:sz w:val="21"/>
         </w:rPr>
-        <w:t>Run 50 representative transactions. Zero failures required.</w:t>
+        <w:t>Run 50 representative transactions — zero failures required.</w:t>
       </w:r>
     </w:p>
     <w:p>
       <w:pPr>
-        <w:ind w:left="360"/>
+        <w:ind w:left="288"/>
       </w:pPr>
       <w:r>
         <w:rPr>
@@ -575,12 +600,12 @@
         <w:rPr>
           <w:sz w:val="21"/>
         </w:rPr>
-        <w:t>Merge to main branch, deploy via Orchestrator package manager.</w:t>
+        <w:t>Merge to main, deploy via Orchestrator package manager.</w:t>
       </w:r>
     </w:p>
     <w:p>
       <w:pPr>
-        <w:ind w:left="360"/>
+        <w:ind w:left="288"/>
       </w:pPr>
       <w:r>
         <w:rPr>
@@ -594,12 +619,12 @@
         <w:rPr>
           <w:sz w:val="21"/>
         </w:rPr>
-        <w:t>Actively watch KPI dashboard for 24 hours post-deployment.</w:t>
+        <w:t>Watch KPI dashboard actively for 24 hours post-deployment.</w:t>
       </w:r>
     </w:p>
     <w:p>
       <w:pPr>
-        <w:ind w:left="360"/>
+        <w:ind w:left="288"/>
       </w:pPr>
       <w:r>
         <w:rPr>
@@ -618,7 +643,7 @@
     </w:p>
     <w:sectPr>
       <w:pgSz w:w="12240" w:h="15840"/>
-      <w:pgMar w:top="1296" w:right="1440" w:bottom="1296" w:left="1440" w:header="720" w:footer="720" w:gutter="0"/>
+      <w:pgMar w:top="1224" w:right="1224" w:bottom="1224" w:left="1224" w:header="720" w:footer="720" w:gutter="0"/>
       <w:cols w:space="720"/>
       <w:docGrid w:linePitch="360"/>
     </w:sectPr>
